--- a/web/templates/anaplirotes/parallili_stirixi/apofasi/asthenia_teknou__2.docx
+++ b/web/templates/anaplirotes/parallili_stirixi/apofasi/asthenia_teknou__2.docx
@@ -888,7 +888,11 @@
         <w:rPr>
           <w:rFonts w:asciiTheme="minorHAnsi" w:hAnsiTheme="minorHAnsi"/>
         </w:rPr>
-        <w:t xml:space="preserve">΄) «Κύρωση του Κώδικα Κατάστασης Δημοσίων Πολιτικών Διοικητικών Υπαλλήλων και Υπαλλήλων Ν.Π.Δ.Δ.»                                                                                                   3. Την με αρίθμ.Φ.351.5/43/67822/Δ1/5-5-2014 του ΥΠΑΙΘ «Άδειες εκπαιδευτικών Πρωτοβάθμιας και Δευτεροβάθμιας Εκπαίδευσης»                                                                                                                                                                    4. Την με </w:t>
+        <w:t xml:space="preserve">΄) «Κύρωση του Κώδικα Κατάστασης Δημοσίων Πολιτικών Διοικητικών Υπαλλήλων και Υπαλλήλων Ν.Π.Δ.Δ.»</w:t>
+        <w:br/>
+        <w:t xml:space="preserve">3. Την με αρίθμ.Φ.351.5/43/67822/Δ1/5-5-2014 του ΥΠΑΙΘ «Άδειες εκπαιδευτικών Πρωτοβάθμιας και Δευτεροβάθμιας Εκπαίδευσης»</w:t>
+        <w:br/>
+        <w:t xml:space="preserve">4. Την με </w:t>
       </w:r>
       <w:proofErr w:type="spellStart"/>
       <w:r>
@@ -928,7 +932,13 @@
         <w:rPr>
           <w:rFonts w:asciiTheme="minorHAnsi" w:hAnsiTheme="minorHAnsi"/>
         </w:rPr>
-        <w:t xml:space="preserve">. Φ.353.1/324/105657/Δ1/8−10−2002 απόφασης: Καθορισμός των ειδικότερων καθηκόντων και αρμοδιοτήτων των προϊσταμένων των περιφερειακών υπηρεσιών πρωτοβάθμιας και δευτεροβάθμιας εκπαίδευσης, των διευθυντών και υποδιευθυντών σχολικών μονάδων και ΣΕΚ και των συλλόγων διδασκόντων».                                                                                                                5. Το άρθρο 31 του Ν.4440/2-12-2016 (ΦΕΚ Α’ 224) «Ενιαίο Σύστημα Κινητικότητας στη Δημόσια Διοίκηση και την Τοπική Αυτοδιοίκηση, υποχρεώσεις των προσώπων που διορίζονται στις θέσεις των άρθρων 6 και 8 του ν.4369/2016, ασυμβίβαστα και πρόληψη των περιπτώσεων σύγκρουσης συμφερόντων και λοιπές διατάξεις ».                                                                              6. Την ιατρική βεβαίωση του/της παιδιάτρου {{ onoma_iatrou }}                                 7. Την υπ' αριθμ. {{ protokollo_aitisis }} αίτηση {{ tou_tis }} {{ endiaferomenou }}</w:t>
+        <w:t xml:space="preserve">. Φ.353.1/324/105657/Δ1/8−10−2002 απόφασης: Καθορισμός των ειδικότερων καθηκόντων και αρμοδιοτήτων των προϊσταμένων των περιφερειακών υπηρεσιών πρωτοβάθμιας και δευτεροβάθμιας εκπαίδευσης, των διευθυντών και υποδιευθυντών σχολικών μονάδων και ΣΕΚ και των συλλόγων διδασκόντων».</w:t>
+        <w:br/>
+        <w:t xml:space="preserve">5. Το άρθρο 31 του Ν.4440/2-12-2016 (ΦΕΚ Α’ 224) «Ενιαίο Σύστημα Κινητικότητας στη Δημόσια Διοίκηση και την Τοπική Αυτοδιοίκηση, υποχρεώσεις των προσώπων που διορίζονται στις θέσεις των άρθρων 6 και 8 του ν.4369/2016, ασυμβίβαστα και πρόληψη των περιπτώσεων σύγκρουσης συμφερόντων και λοιπές διατάξεις ».</w:t>
+        <w:br/>
+        <w:t xml:space="preserve">6. Την ιατρική βεβαίωση του/της παιδιάτρου {{ onoma_iatrou }}</w:t>
+        <w:br/>
+        <w:t xml:space="preserve">7. Την υπ' αριθμ. {{ protokollo_aitisis }} αίτηση {{ tou_tis }} {{ endiaferomenou }}</w:t>
       </w:r>
       <w:r>
         <w:rPr>
@@ -1028,7 +1038,7 @@
         <w:rPr>
           <w:rFonts w:asciiTheme="minorHAnsi" w:hAnsiTheme="minorHAnsi" w:cstheme="minorHAnsi"/>
         </w:rPr>
-        <w:t xml:space="preserve">{{ ston_stin }} κ. {{ onomateponymo }} του {{ patronymo }}, {{ anaplirotis_ait }} εκπαιδευτικό κλάδου {{ klados }}-{{ klados_perigrafi }} του {{ sxoleio_gen }}, με ΑΦΜ: {{ afm }} άδεια για ασθένεια τέκνου {{ imeres_olografos }} ({{ imeres_arithmitika }}) {{ ergasimon }} {{ imeres_lexi }}, στις/από {{ imerominia_stis }}</w:t>
+        <w:t xml:space="preserve">{{ ston_stin }} κ. {{ onomateponymo_ait }} του {{ patronymo }}, {{ anaplirotis_ait }} εκπαιδευτικό κλάδου {{ klados }}-{{ klados_perigrafi }} του {{ sxoleio_gen }}, με ΑΦΜ: {{ afm }} άδεια για ασθένεια τέκνου {{ imeres_olografos }} ({{ imeres_arithmitika }}) {{ ergasimon }} {{ imeres_lexi }}, στις/από {{ imerominia_stis }}</w:t>
       </w:r>
       <w:r>
         <w:rPr>
